--- a/docs/meetings/2026-10-04-dialog/podtverzhdenie/Евростекло-подтверждение-процесса.docx
+++ b/docs/meetings/2026-10-04-dialog/podtverzhdenie/Евростекло-подтверждение-процесса.docx
@@ -1721,7 +1721,7 @@
                 <w:sz w:val="20"/>
                 <w:szCs w:val="20"/>
               </w:rPr>
-              <w:t xml:space="preserve">Уточните: Проверку «клиент уже есть» делаем в Битрикс24, в 1С или в обеих? Проверяем организацию по ИНН?</w:t>
+              <w:t xml:space="preserve">Уточните: Проверку «клиент уже есть» менеджер делает в Битрикс24? Проверяем организацию по ИНН?</w:t>
             </w:r>
           </w:p>
         </w:tc>
@@ -1834,20 +1834,7 @@
                 <w:sz w:val="20"/>
                 <w:szCs w:val="20"/>
               </w:rPr>
-              <w:t xml:space="preserve">Правильно ли мы понимаем: если данные клиента в Битрикс24 и 1С расходятся, главным считается Битрикс24, а менеджер по уведомлению кнопкой выбирает замену в 1С?</w:t>
-            </w:r>
-            <w:r>
-              <w:br/>
-            </w:r>
-            <w:r>
-              <w:rPr>
-                <w:rFonts w:ascii="Arial" w:cs="Arial" w:eastAsia="Arial" w:hAnsi="Arial"/>
-                <w:i/>
-                <w:iCs/>
-                <w:sz w:val="20"/>
-                <w:szCs w:val="20"/>
-              </w:rPr>
-              <w:t xml:space="preserve">Уточните: Связь с 1С нужна уже на этапе лида или только в сделке?</w:t>
+              <w:t xml:space="preserve">Правильно ли мы понимаем: если клиент пишет в мессенджер без номера, менеджер выясняет телефон, и без телефона лид дальше не двигается?</w:t>
             </w:r>
           </w:p>
         </w:tc>
@@ -1960,7 +1947,7 @@
                 <w:sz w:val="20"/>
                 <w:szCs w:val="20"/>
               </w:rPr>
-              <w:t xml:space="preserve">Правильно ли мы понимаем: если клиент пишет в мессенджер без номера, менеджер выясняет телефон, и без телефона лид дальше не двигается?</w:t>
+              <w:t xml:space="preserve">Правильно ли мы понимаем: на этапе квалификации менеджер заносит данные, отмечает физлицо или юрлицо (для юрлица — ИНН или карточка компании) и выясняет, нужен ли замер, переход дальше — когда всё занесено?</w:t>
             </w:r>
           </w:p>
         </w:tc>
@@ -2073,7 +2060,20 @@
                 <w:sz w:val="20"/>
                 <w:szCs w:val="20"/>
               </w:rPr>
-              <w:t xml:space="preserve">Правильно ли мы понимаем: на этапе квалификации менеджер заносит данные, отмечает физлицо или юрлицо (для юрлица — ИНН или карточка компании) и выясняет, нужен ли замер, переход дальше — когда всё занесено?</w:t>
+              <w:t xml:space="preserve">Правильно ли мы понимаем: на этапе лида менеджер со слов клиента выбирает источник из списка, а если источник неизвестен — «Другое», и пустым поле не остаётся?</w:t>
+            </w:r>
+            <w:r>
+              <w:br/>
+            </w:r>
+            <w:r>
+              <w:rPr>
+                <w:rFonts w:ascii="Arial" w:cs="Arial" w:eastAsia="Arial" w:hAnsi="Arial"/>
+                <w:i/>
+                <w:iCs/>
+                <w:sz w:val="20"/>
+                <w:szCs w:val="20"/>
+              </w:rPr>
+              <w:t xml:space="preserve">Уточните: Пришлите утверждённый список источников. Система ставит источник по каналу, а менеджер исправляет?</w:t>
             </w:r>
           </w:p>
         </w:tc>
@@ -2186,7 +2186,7 @@
                 <w:sz w:val="20"/>
                 <w:szCs w:val="20"/>
               </w:rPr>
-              <w:t xml:space="preserve">Правильно ли мы понимаем: на этапе лида менеджер со слов клиента выбирает источник из списка, а если источник неизвестен — «Другое», и пустым поле не остаётся?</w:t>
+              <w:t xml:space="preserve">Правильно ли мы понимаем: у лида минимум статусов — новый лид и итог (сделка или отказ), без промежуточных этапов, и переход дальше — сразу после занесения данных?</w:t>
             </w:r>
             <w:r>
               <w:br/>
@@ -2199,7 +2199,7 @@
                 <w:sz w:val="20"/>
                 <w:szCs w:val="20"/>
               </w:rPr>
-              <w:t xml:space="preserve">Уточните: Пришлите утверждённый список источников. Система ставит источник по каналу, а менеджер исправляет?</w:t>
+              <w:t xml:space="preserve">Уточните: Сколько статусов лида оставить — один, два или три — и как их назвать?</w:t>
             </w:r>
           </w:p>
         </w:tc>
@@ -2312,7 +2312,7 @@
                 <w:sz w:val="20"/>
                 <w:szCs w:val="20"/>
               </w:rPr>
-              <w:t xml:space="preserve">Правильно ли мы понимаем: у лида минимум статусов — новый лид и итог (сделка или отказ), без промежуточных этапов, и переход дальше — сразу после занесения данных?</w:t>
+              <w:t xml:space="preserve">Правильно ли мы понимаем: перевести лид в сделку нельзя, пока не заполнены обязательные поля — телефон, а для юрлица ещё ИНН или карточка компании?</w:t>
             </w:r>
             <w:r>
               <w:br/>
@@ -2325,7 +2325,7 @@
                 <w:sz w:val="20"/>
                 <w:szCs w:val="20"/>
               </w:rPr>
-              <w:t xml:space="preserve">Уточните: Сколько статусов лида оставить — один, два или три — и как их назвать?</w:t>
+              <w:t xml:space="preserve">Уточните: Пришлите структуру карточек лида и клиента: какие поля обязательны для перевода в сделку?</w:t>
             </w:r>
           </w:p>
         </w:tc>
@@ -2438,20 +2438,7 @@
                 <w:sz w:val="20"/>
                 <w:szCs w:val="20"/>
               </w:rPr>
-              <w:t xml:space="preserve">Правильно ли мы понимаем: перевести лид в сделку нельзя, пока не заполнены обязательные поля — телефон, а для юрлица ещё ИНН или карточка компании?</w:t>
-            </w:r>
-            <w:r>
-              <w:br/>
-            </w:r>
-            <w:r>
-              <w:rPr>
-                <w:rFonts w:ascii="Arial" w:cs="Arial" w:eastAsia="Arial" w:hAnsi="Arial"/>
-                <w:i/>
-                <w:iCs/>
-                <w:sz w:val="20"/>
-                <w:szCs w:val="20"/>
-              </w:rPr>
-              <w:t xml:space="preserve">Уточните: Пришлите структуру карточек лида и клиента: какие поля обязательны для перевода в сделку?</w:t>
+              <w:t xml:space="preserve">Правильно ли мы понимаем: когда менеджер занёс все данные, он сразу переводит лид в сделку на стадию «Предварительный расчёт» с контактом для физлица или компанией для юрлица?</w:t>
             </w:r>
           </w:p>
         </w:tc>
@@ -2564,7 +2551,7 @@
                 <w:sz w:val="20"/>
                 <w:szCs w:val="20"/>
               </w:rPr>
-              <w:t xml:space="preserve">Правильно ли мы понимаем: когда менеджер занёс все данные, он сразу переводит лид в сделку на стадию «Предварительный расчёт» с контактом для физлица или компанией для юрлица?</w:t>
+              <w:t xml:space="preserve">Правильно ли мы понимаем: если клиент только проконсультировался и не дал данных, менеджер закрывает лид как отказ с пометкой, и с этим клиентом можно работать позже?</w:t>
             </w:r>
           </w:p>
         </w:tc>
@@ -2677,7 +2664,20 @@
                 <w:sz w:val="20"/>
                 <w:szCs w:val="20"/>
               </w:rPr>
-              <w:t xml:space="preserve">Правильно ли мы понимаем: если клиент только проконсультировался и не дал данных, менеджер закрывает лид как отказ с пометкой, и с этим клиентом можно работать позже?</w:t>
+              <w:t xml:space="preserve">Правильно ли мы понимаем: если клиент не отвечает, лид ждёт не дольше 2 недель, после чего менеджер вручную переводит его в отказники?</w:t>
+            </w:r>
+            <w:r>
+              <w:br/>
+            </w:r>
+            <w:r>
+              <w:rPr>
+                <w:rFonts w:ascii="Arial" w:cs="Arial" w:eastAsia="Arial" w:hAnsi="Arial"/>
+                <w:i/>
+                <w:iCs/>
+                <w:sz w:val="20"/>
+                <w:szCs w:val="20"/>
+              </w:rPr>
+              <w:t xml:space="preserve">Уточните: Срок лида до отказа — 2 недели или меньше? Сколько попыток дозвона до закрытия?</w:t>
             </w:r>
           </w:p>
         </w:tc>
@@ -2790,7 +2790,7 @@
                 <w:sz w:val="20"/>
                 <w:szCs w:val="20"/>
               </w:rPr>
-              <w:t xml:space="preserve">Правильно ли мы понимаем: если клиент не отвечает, лид ждёт не дольше 2 недель, после чего менеджер вручную переводит его в отказники?</w:t>
+              <w:t xml:space="preserve">Правильно ли мы понимаем: на этапе закрытия лида спам и рекламу менеджер просто закрывает, а живого клиента без сделки переводит в отказники с причиной отказа?</w:t>
             </w:r>
             <w:r>
               <w:br/>
@@ -2803,7 +2803,7 @@
                 <w:sz w:val="20"/>
                 <w:szCs w:val="20"/>
               </w:rPr>
-              <w:t xml:space="preserve">Уточните: Срок лида до отказа — 2 недели или меньше? Сколько попыток дозвона до закрытия?</w:t>
+              <w:t xml:space="preserve">Уточните: Какие причины отказа лида утверждаем? Воронку отказников делаем сейчас или позже?</w:t>
             </w:r>
           </w:p>
         </w:tc>
@@ -2916,20 +2916,7 @@
                 <w:sz w:val="20"/>
                 <w:szCs w:val="20"/>
               </w:rPr>
-              <w:t xml:space="preserve">Правильно ли мы понимаем: на этапе закрытия лида спам и рекламу менеджер просто закрывает, а живого клиента без сделки переводит в отказники с причиной отказа?</w:t>
-            </w:r>
-            <w:r>
-              <w:br/>
-            </w:r>
-            <w:r>
-              <w:rPr>
-                <w:rFonts w:ascii="Arial" w:cs="Arial" w:eastAsia="Arial" w:hAnsi="Arial"/>
-                <w:i/>
-                <w:iCs/>
-                <w:sz w:val="20"/>
-                <w:szCs w:val="20"/>
-              </w:rPr>
-              <w:t xml:space="preserve">Уточните: Какие причины отказа лида утверждаем? Воронку отказников делаем сейчас или позже?</w:t>
+              <w:t xml:space="preserve">Правильно ли мы понимаем: если клиент с открытой сделкой обращается снова, обращение добавляется в эту сделку, а под новый заказ менеджер создаёт из неё новую сделку?</w:t>
             </w:r>
           </w:p>
         </w:tc>
@@ -3016,119 +3003,6 @@
                 <w:szCs w:val="20"/>
               </w:rPr>
               <w:t xml:space="preserve">24</w:t>
-            </w:r>
-          </w:p>
-        </w:tc>
-        <w:tc>
-          <w:tcPr>
-            <w:tcW w:type="dxa" w:w="5300"/>
-            <w:tcBorders>
-              <w:top w:val="single" w:color="999999" w:sz="4"/>
-              <w:left w:val="single" w:color="999999" w:sz="4"/>
-              <w:bottom w:val="single" w:color="999999" w:sz="4"/>
-              <w:right w:val="single" w:color="999999" w:sz="4"/>
-            </w:tcBorders>
-            <w:tcMar>
-              <w:top w:type="dxa" w:w="60"/>
-              <w:left w:type="dxa" w:w="90"/>
-              <w:bottom w:type="dxa" w:w="60"/>
-              <w:right w:type="dxa" w:w="90"/>
-            </w:tcMar>
-          </w:tcPr>
-          <w:p>
-            <w:r>
-              <w:rPr>
-                <w:rFonts w:ascii="Arial" w:cs="Arial" w:eastAsia="Arial" w:hAnsi="Arial"/>
-                <w:sz w:val="20"/>
-                <w:szCs w:val="20"/>
-              </w:rPr>
-              <w:t xml:space="preserve">Правильно ли мы понимаем: если клиент с открытой сделкой обращается снова, обращение добавляется в эту сделку, а под новый заказ менеджер создаёт из неё новую сделку?</w:t>
-            </w:r>
-          </w:p>
-        </w:tc>
-        <w:tc>
-          <w:tcPr>
-            <w:tcW w:type="dxa" w:w="800"/>
-            <w:tcBorders>
-              <w:top w:val="single" w:color="999999" w:sz="4"/>
-              <w:left w:val="single" w:color="999999" w:sz="4"/>
-              <w:bottom w:val="single" w:color="999999" w:sz="4"/>
-              <w:right w:val="single" w:color="999999" w:sz="4"/>
-            </w:tcBorders>
-            <w:tcMar>
-              <w:top w:type="dxa" w:w="60"/>
-              <w:left w:type="dxa" w:w="90"/>
-              <w:bottom w:type="dxa" w:w="60"/>
-              <w:right w:type="dxa" w:w="90"/>
-            </w:tcMar>
-          </w:tcPr>
-          <w:p>
-            <w:r>
-              <w:rPr>
-                <w:rFonts w:ascii="Arial" w:cs="Arial" w:eastAsia="Arial" w:hAnsi="Arial"/>
-                <w:sz w:val="20"/>
-                <w:szCs w:val="20"/>
-              </w:rPr>
-              <w:t xml:space="preserve"/>
-            </w:r>
-          </w:p>
-        </w:tc>
-        <w:tc>
-          <w:tcPr>
-            <w:tcW w:type="dxa" w:w="2938"/>
-            <w:tcBorders>
-              <w:top w:val="single" w:color="999999" w:sz="4"/>
-              <w:left w:val="single" w:color="999999" w:sz="4"/>
-              <w:bottom w:val="single" w:color="999999" w:sz="4"/>
-              <w:right w:val="single" w:color="999999" w:sz="4"/>
-            </w:tcBorders>
-            <w:tcMar>
-              <w:top w:type="dxa" w:w="60"/>
-              <w:left w:type="dxa" w:w="90"/>
-              <w:bottom w:type="dxa" w:w="60"/>
-              <w:right w:type="dxa" w:w="90"/>
-            </w:tcMar>
-          </w:tcPr>
-          <w:p>
-            <w:r>
-              <w:rPr>
-                <w:rFonts w:ascii="Arial" w:cs="Arial" w:eastAsia="Arial" w:hAnsi="Arial"/>
-                <w:sz w:val="20"/>
-                <w:szCs w:val="20"/>
-              </w:rPr>
-              <w:t xml:space="preserve"/>
-            </w:r>
-          </w:p>
-        </w:tc>
-      </w:tr>
-      <w:tr>
-        <w:trPr>
-          <w:cantSplit/>
-        </w:trPr>
-        <w:tc>
-          <w:tcPr>
-            <w:tcW w:type="dxa" w:w="600"/>
-            <w:tcBorders>
-              <w:top w:val="single" w:color="999999" w:sz="4"/>
-              <w:left w:val="single" w:color="999999" w:sz="4"/>
-              <w:bottom w:val="single" w:color="999999" w:sz="4"/>
-              <w:right w:val="single" w:color="999999" w:sz="4"/>
-            </w:tcBorders>
-            <w:tcMar>
-              <w:top w:type="dxa" w:w="60"/>
-              <w:left w:type="dxa" w:w="90"/>
-              <w:bottom w:type="dxa" w:w="60"/>
-              <w:right w:type="dxa" w:w="90"/>
-            </w:tcMar>
-          </w:tcPr>
-          <w:p>
-            <w:r>
-              <w:rPr>
-                <w:rFonts w:ascii="Arial" w:cs="Arial" w:eastAsia="Arial" w:hAnsi="Arial"/>
-                <w:sz w:val="20"/>
-                <w:szCs w:val="20"/>
-              </w:rPr>
-              <w:t xml:space="preserve">25</w:t>
             </w:r>
           </w:p>
         </w:tc>
@@ -3410,7 +3284,7 @@
                 <w:sz w:val="20"/>
                 <w:szCs w:val="20"/>
               </w:rPr>
-              <w:t xml:space="preserve">26</w:t>
+              <w:t xml:space="preserve">25</w:t>
             </w:r>
           </w:p>
         </w:tc>
@@ -3523,7 +3397,7 @@
                 <w:sz w:val="20"/>
                 <w:szCs w:val="20"/>
               </w:rPr>
-              <w:t xml:space="preserve">27</w:t>
+              <w:t xml:space="preserve">26</w:t>
             </w:r>
           </w:p>
         </w:tc>
@@ -3636,7 +3510,7 @@
                 <w:sz w:val="20"/>
                 <w:szCs w:val="20"/>
               </w:rPr>
-              <w:t xml:space="preserve">28</w:t>
+              <w:t xml:space="preserve">27</w:t>
             </w:r>
           </w:p>
         </w:tc>
@@ -3762,7 +3636,7 @@
                 <w:sz w:val="20"/>
                 <w:szCs w:val="20"/>
               </w:rPr>
-              <w:t xml:space="preserve">29</w:t>
+              <w:t xml:space="preserve">28</w:t>
             </w:r>
           </w:p>
         </w:tc>
@@ -3888,7 +3762,7 @@
                 <w:sz w:val="20"/>
                 <w:szCs w:val="20"/>
               </w:rPr>
-              <w:t xml:space="preserve">30</w:t>
+              <w:t xml:space="preserve">29</w:t>
             </w:r>
           </w:p>
         </w:tc>
@@ -4001,7 +3875,7 @@
                 <w:sz w:val="20"/>
                 <w:szCs w:val="20"/>
               </w:rPr>
-              <w:t xml:space="preserve">31</w:t>
+              <w:t xml:space="preserve">30</w:t>
             </w:r>
           </w:p>
         </w:tc>
@@ -4127,7 +4001,7 @@
                 <w:sz w:val="20"/>
                 <w:szCs w:val="20"/>
               </w:rPr>
-              <w:t xml:space="preserve">32</w:t>
+              <w:t xml:space="preserve">31</w:t>
             </w:r>
           </w:p>
         </w:tc>
@@ -4240,7 +4114,7 @@
                 <w:sz w:val="20"/>
                 <w:szCs w:val="20"/>
               </w:rPr>
-              <w:t xml:space="preserve">33</w:t>
+              <w:t xml:space="preserve">32</w:t>
             </w:r>
           </w:p>
         </w:tc>
@@ -4366,7 +4240,7 @@
                 <w:sz w:val="20"/>
                 <w:szCs w:val="20"/>
               </w:rPr>
-              <w:t xml:space="preserve">34</w:t>
+              <w:t xml:space="preserve">33</w:t>
             </w:r>
           </w:p>
         </w:tc>
@@ -4479,7 +4353,7 @@
                 <w:sz w:val="20"/>
                 <w:szCs w:val="20"/>
               </w:rPr>
-              <w:t xml:space="preserve">35</w:t>
+              <w:t xml:space="preserve">34</w:t>
             </w:r>
           </w:p>
         </w:tc>
@@ -4592,7 +4466,7 @@
                 <w:sz w:val="20"/>
                 <w:szCs w:val="20"/>
               </w:rPr>
-              <w:t xml:space="preserve">36</w:t>
+              <w:t xml:space="preserve">35</w:t>
             </w:r>
           </w:p>
         </w:tc>
@@ -4718,7 +4592,7 @@
                 <w:sz w:val="20"/>
                 <w:szCs w:val="20"/>
               </w:rPr>
-              <w:t xml:space="preserve">37</w:t>
+              <w:t xml:space="preserve">36</w:t>
             </w:r>
           </w:p>
         </w:tc>
@@ -4844,7 +4718,7 @@
                 <w:sz w:val="20"/>
                 <w:szCs w:val="20"/>
               </w:rPr>
-              <w:t xml:space="preserve">38</w:t>
+              <w:t xml:space="preserve">37</w:t>
             </w:r>
           </w:p>
         </w:tc>
@@ -4970,7 +4844,7 @@
                 <w:sz w:val="20"/>
                 <w:szCs w:val="20"/>
               </w:rPr>
-              <w:t xml:space="preserve">39</w:t>
+              <w:t xml:space="preserve">38</w:t>
             </w:r>
           </w:p>
         </w:tc>
@@ -5010,7 +4884,7 @@
                 <w:sz w:val="20"/>
                 <w:szCs w:val="20"/>
               </w:rPr>
-              <w:t xml:space="preserve">Уточните: Счёт на предоплату делает менеджер в 1С? Отметка оплаты — галочка менеджера или данные бухгалтерии из 1С?</w:t>
+              <w:t xml:space="preserve">Уточните: Отметка оплаты — галочка менеджера или загруженная платёжка?</w:t>
             </w:r>
           </w:p>
         </w:tc>
@@ -5096,7 +4970,7 @@
                 <w:sz w:val="20"/>
                 <w:szCs w:val="20"/>
               </w:rPr>
-              <w:t xml:space="preserve">40</w:t>
+              <w:t xml:space="preserve">39</w:t>
             </w:r>
           </w:p>
         </w:tc>
@@ -5222,7 +5096,7 @@
                 <w:sz w:val="20"/>
                 <w:szCs w:val="20"/>
               </w:rPr>
-              <w:t xml:space="preserve">41</w:t>
+              <w:t xml:space="preserve">40</w:t>
             </w:r>
           </w:p>
         </w:tc>
@@ -5335,7 +5209,7 @@
                 <w:sz w:val="20"/>
                 <w:szCs w:val="20"/>
               </w:rPr>
-              <w:t xml:space="preserve">42</w:t>
+              <w:t xml:space="preserve">41</w:t>
             </w:r>
           </w:p>
         </w:tc>
@@ -5375,7 +5249,7 @@
                 <w:sz w:val="20"/>
                 <w:szCs w:val="20"/>
               </w:rPr>
-              <w:t xml:space="preserve">Уточните: Что считается получением документов руководителем ПТО — закрытая задача, отметка или постановка в план в 1С?</w:t>
+              <w:t xml:space="preserve">Уточните: Что считается получением документов руководителем ПТО — закрытая задача или отметка в сделке?</w:t>
             </w:r>
           </w:p>
         </w:tc>
@@ -5461,7 +5335,7 @@
                 <w:sz w:val="20"/>
                 <w:szCs w:val="20"/>
               </w:rPr>
-              <w:t xml:space="preserve">43</w:t>
+              <w:t xml:space="preserve">42</w:t>
             </w:r>
           </w:p>
         </w:tc>
@@ -5574,7 +5448,7 @@
                 <w:sz w:val="20"/>
                 <w:szCs w:val="20"/>
               </w:rPr>
-              <w:t xml:space="preserve">44</w:t>
+              <w:t xml:space="preserve">43</w:t>
             </w:r>
           </w:p>
         </w:tc>
@@ -5700,7 +5574,7 @@
                 <w:sz w:val="20"/>
                 <w:szCs w:val="20"/>
               </w:rPr>
-              <w:t xml:space="preserve">45</w:t>
+              <w:t xml:space="preserve">44</w:t>
             </w:r>
           </w:p>
         </w:tc>
@@ -5813,7 +5687,7 @@
                 <w:sz w:val="20"/>
                 <w:szCs w:val="20"/>
               </w:rPr>
-              <w:t xml:space="preserve">46</w:t>
+              <w:t xml:space="preserve">45</w:t>
             </w:r>
           </w:p>
         </w:tc>
@@ -5926,7 +5800,7 @@
                 <w:sz w:val="20"/>
                 <w:szCs w:val="20"/>
               </w:rPr>
-              <w:t xml:space="preserve">47</w:t>
+              <w:t xml:space="preserve">46</w:t>
             </w:r>
           </w:p>
         </w:tc>
@@ -6052,7 +5926,7 @@
                 <w:sz w:val="20"/>
                 <w:szCs w:val="20"/>
               </w:rPr>
-              <w:t xml:space="preserve">48</w:t>
+              <w:t xml:space="preserve">47</w:t>
             </w:r>
           </w:p>
         </w:tc>
@@ -6092,7 +5966,7 @@
                 <w:sz w:val="20"/>
                 <w:szCs w:val="20"/>
               </w:rPr>
-              <w:t xml:space="preserve">Уточните: Чем подтверждается оплата остатка в сделке — платёжкой, галочкой менеджера или отметкой из 1С?</w:t>
+              <w:t xml:space="preserve">Уточните: Чем подтверждается оплата остатка в сделке — платёжкой или галочкой менеджера?</w:t>
             </w:r>
           </w:p>
         </w:tc>
@@ -6178,7 +6052,7 @@
                 <w:sz w:val="20"/>
                 <w:szCs w:val="20"/>
               </w:rPr>
-              <w:t xml:space="preserve">49</w:t>
+              <w:t xml:space="preserve">48</w:t>
             </w:r>
           </w:p>
         </w:tc>
@@ -6304,7 +6178,7 @@
                 <w:sz w:val="20"/>
                 <w:szCs w:val="20"/>
               </w:rPr>
-              <w:t xml:space="preserve">50</w:t>
+              <w:t xml:space="preserve">49</w:t>
             </w:r>
           </w:p>
         </w:tc>
@@ -6430,7 +6304,7 @@
                 <w:sz w:val="20"/>
                 <w:szCs w:val="20"/>
               </w:rPr>
-              <w:t xml:space="preserve">51</w:t>
+              <w:t xml:space="preserve">50</w:t>
             </w:r>
           </w:p>
         </w:tc>
@@ -6543,7 +6417,7 @@
                 <w:sz w:val="20"/>
                 <w:szCs w:val="20"/>
               </w:rPr>
-              <w:t xml:space="preserve">52</w:t>
+              <w:t xml:space="preserve">51</w:t>
             </w:r>
           </w:p>
         </w:tc>
@@ -6656,7 +6530,7 @@
                 <w:sz w:val="20"/>
                 <w:szCs w:val="20"/>
               </w:rPr>
-              <w:t xml:space="preserve">53</w:t>
+              <w:t xml:space="preserve">52</w:t>
             </w:r>
           </w:p>
         </w:tc>
@@ -6769,7 +6643,7 @@
                 <w:sz w:val="20"/>
                 <w:szCs w:val="20"/>
               </w:rPr>
-              <w:t xml:space="preserve">54</w:t>
+              <w:t xml:space="preserve">53</w:t>
             </w:r>
           </w:p>
         </w:tc>
@@ -6882,7 +6756,7 @@
                 <w:sz w:val="20"/>
                 <w:szCs w:val="20"/>
               </w:rPr>
-              <w:t xml:space="preserve">55</w:t>
+              <w:t xml:space="preserve">54</w:t>
             </w:r>
           </w:p>
         </w:tc>
@@ -7008,7 +6882,7 @@
                 <w:sz w:val="20"/>
                 <w:szCs w:val="20"/>
               </w:rPr>
-              <w:t xml:space="preserve">56</w:t>
+              <w:t xml:space="preserve">55</w:t>
             </w:r>
           </w:p>
         </w:tc>
@@ -7134,7 +7008,7 @@
                 <w:sz w:val="20"/>
                 <w:szCs w:val="20"/>
               </w:rPr>
-              <w:t xml:space="preserve">57</w:t>
+              <w:t xml:space="preserve">56</w:t>
             </w:r>
           </w:p>
         </w:tc>
@@ -7260,7 +7134,7 @@
                 <w:sz w:val="20"/>
                 <w:szCs w:val="20"/>
               </w:rPr>
-              <w:t xml:space="preserve">58</w:t>
+              <w:t xml:space="preserve">57</w:t>
             </w:r>
           </w:p>
         </w:tc>
@@ -7386,7 +7260,7 @@
                 <w:sz w:val="20"/>
                 <w:szCs w:val="20"/>
               </w:rPr>
-              <w:t xml:space="preserve">59</w:t>
+              <w:t xml:space="preserve">58</w:t>
             </w:r>
           </w:p>
         </w:tc>
@@ -7512,7 +7386,7 @@
                 <w:sz w:val="20"/>
                 <w:szCs w:val="20"/>
               </w:rPr>
-              <w:t xml:space="preserve">60</w:t>
+              <w:t xml:space="preserve">59</w:t>
             </w:r>
           </w:p>
         </w:tc>
@@ -7638,7 +7512,7 @@
                 <w:sz w:val="20"/>
                 <w:szCs w:val="20"/>
               </w:rPr>
-              <w:t xml:space="preserve">61</w:t>
+              <w:t xml:space="preserve">60</w:t>
             </w:r>
           </w:p>
         </w:tc>
@@ -7665,7 +7539,7 @@
                 <w:sz w:val="20"/>
                 <w:szCs w:val="20"/>
               </w:rPr>
-              <w:t xml:space="preserve">Правильно ли мы понимаем: после завершения ассистент ОП звонит клиенту через 14, 90 и 270 дней от сдачи монтажа (без монтажа — от завершения), если заказ от 100 тыс. руб., и передаёт жалобы руководителям?</w:t>
+              <w:t xml:space="preserve">Правильно ли мы понимаем: после завершения ассистент ОП звонит клиенту через 14, 90 и 270 дней от сдачи монтажа, если заказ от 100 тыс. руб., и передаёт жалобы руководителям?</w:t>
             </w:r>
             <w:r>
               <w:br/>
@@ -7678,7 +7552,7 @@
                 <w:sz w:val="20"/>
                 <w:szCs w:val="20"/>
               </w:rPr>
-              <w:t xml:space="preserve">Уточните: Порог звонков после сделки — заказ от 100 тыс. руб.? Где ассистент записывает бриф?</w:t>
+              <w:t xml:space="preserve">Уточните: От какой даты считаются звонки, если монтажа не было? Порог звонков после сделки — заказ от 100 тыс. руб.? Где ассистент записывает бриф?</w:t>
             </w:r>
           </w:p>
         </w:tc>
@@ -7764,7 +7638,7 @@
                 <w:sz w:val="20"/>
                 <w:szCs w:val="20"/>
               </w:rPr>
-              <w:t xml:space="preserve">62</w:t>
+              <w:t xml:space="preserve">61</w:t>
             </w:r>
           </w:p>
         </w:tc>
@@ -7890,7 +7764,7 @@
                 <w:sz w:val="20"/>
                 <w:szCs w:val="20"/>
               </w:rPr>
-              <w:t xml:space="preserve">63</w:t>
+              <w:t xml:space="preserve">62</w:t>
             </w:r>
           </w:p>
         </w:tc>
@@ -8141,7 +8015,7 @@
                 <w:sz w:val="20"/>
                 <w:szCs w:val="20"/>
               </w:rPr>
-              <w:t xml:space="preserve">64</w:t>
+              <w:t xml:space="preserve">63</w:t>
             </w:r>
           </w:p>
         </w:tc>
@@ -8227,7 +8101,7 @@
                 <w:sz w:val="20"/>
                 <w:szCs w:val="20"/>
               </w:rPr>
-              <w:t xml:space="preserve">65</w:t>
+              <w:t xml:space="preserve">64</w:t>
             </w:r>
           </w:p>
         </w:tc>
@@ -8313,7 +8187,7 @@
                 <w:sz w:val="20"/>
                 <w:szCs w:val="20"/>
               </w:rPr>
-              <w:t xml:space="preserve">66</w:t>
+              <w:t xml:space="preserve">65</w:t>
             </w:r>
           </w:p>
         </w:tc>
@@ -8399,7 +8273,7 @@
                 <w:sz w:val="20"/>
                 <w:szCs w:val="20"/>
               </w:rPr>
-              <w:t xml:space="preserve">67</w:t>
+              <w:t xml:space="preserve">66</w:t>
             </w:r>
           </w:p>
         </w:tc>
@@ -8485,7 +8359,7 @@
                 <w:sz w:val="20"/>
                 <w:szCs w:val="20"/>
               </w:rPr>
-              <w:t xml:space="preserve">68</w:t>
+              <w:t xml:space="preserve">67</w:t>
             </w:r>
           </w:p>
         </w:tc>
@@ -8571,7 +8445,7 @@
                 <w:sz w:val="20"/>
                 <w:szCs w:val="20"/>
               </w:rPr>
-              <w:t xml:space="preserve">69</w:t>
+              <w:t xml:space="preserve">68</w:t>
             </w:r>
           </w:p>
         </w:tc>
@@ -8657,7 +8531,7 @@
                 <w:sz w:val="20"/>
                 <w:szCs w:val="20"/>
               </w:rPr>
-              <w:t xml:space="preserve">70</w:t>
+              <w:t xml:space="preserve">69</w:t>
             </w:r>
           </w:p>
         </w:tc>
@@ -8743,7 +8617,7 @@
                 <w:sz w:val="20"/>
                 <w:szCs w:val="20"/>
               </w:rPr>
-              <w:t xml:space="preserve">71</w:t>
+              <w:t xml:space="preserve">70</w:t>
             </w:r>
           </w:p>
         </w:tc>
@@ -8829,7 +8703,7 @@
                 <w:sz w:val="20"/>
                 <w:szCs w:val="20"/>
               </w:rPr>
-              <w:t xml:space="preserve">72</w:t>
+              <w:t xml:space="preserve">71</w:t>
             </w:r>
           </w:p>
         </w:tc>
@@ -8915,7 +8789,7 @@
                 <w:sz w:val="20"/>
                 <w:szCs w:val="20"/>
               </w:rPr>
-              <w:t xml:space="preserve">73</w:t>
+              <w:t xml:space="preserve">72</w:t>
             </w:r>
           </w:p>
         </w:tc>
@@ -9001,7 +8875,7 @@
                 <w:sz w:val="20"/>
                 <w:szCs w:val="20"/>
               </w:rPr>
-              <w:t xml:space="preserve">74</w:t>
+              <w:t xml:space="preserve">73</w:t>
             </w:r>
           </w:p>
         </w:tc>
@@ -9087,7 +8961,7 @@
                 <w:sz w:val="20"/>
                 <w:szCs w:val="20"/>
               </w:rPr>
-              <w:t xml:space="preserve">75</w:t>
+              <w:t xml:space="preserve">74</w:t>
             </w:r>
           </w:p>
         </w:tc>
@@ -9173,7 +9047,7 @@
                 <w:sz w:val="20"/>
                 <w:szCs w:val="20"/>
               </w:rPr>
-              <w:t xml:space="preserve">76</w:t>
+              <w:t xml:space="preserve">75</w:t>
             </w:r>
           </w:p>
         </w:tc>
@@ -9259,7 +9133,7 @@
                 <w:sz w:val="20"/>
                 <w:szCs w:val="20"/>
               </w:rPr>
-              <w:t xml:space="preserve">77</w:t>
+              <w:t xml:space="preserve">76</w:t>
             </w:r>
           </w:p>
         </w:tc>
@@ -9345,7 +9219,7 @@
                 <w:sz w:val="20"/>
                 <w:szCs w:val="20"/>
               </w:rPr>
-              <w:t xml:space="preserve">78</w:t>
+              <w:t xml:space="preserve">77</w:t>
             </w:r>
           </w:p>
         </w:tc>
@@ -9431,7 +9305,7 @@
                 <w:sz w:val="20"/>
                 <w:szCs w:val="20"/>
               </w:rPr>
-              <w:t xml:space="preserve">79</w:t>
+              <w:t xml:space="preserve">78</w:t>
             </w:r>
           </w:p>
         </w:tc>
@@ -9517,7 +9391,7 @@
                 <w:sz w:val="20"/>
                 <w:szCs w:val="20"/>
               </w:rPr>
-              <w:t xml:space="preserve">80</w:t>
+              <w:t xml:space="preserve">79</w:t>
             </w:r>
           </w:p>
         </w:tc>
@@ -9603,7 +9477,7 @@
                 <w:sz w:val="20"/>
                 <w:szCs w:val="20"/>
               </w:rPr>
-              <w:t xml:space="preserve">81</w:t>
+              <w:t xml:space="preserve">80</w:t>
             </w:r>
           </w:p>
         </w:tc>
@@ -9689,7 +9563,7 @@
                 <w:sz w:val="20"/>
                 <w:szCs w:val="20"/>
               </w:rPr>
-              <w:t xml:space="preserve">82</w:t>
+              <w:t xml:space="preserve">81</w:t>
             </w:r>
           </w:p>
         </w:tc>
@@ -9716,7 +9590,7 @@
                 <w:sz w:val="20"/>
                 <w:szCs w:val="20"/>
               </w:rPr>
-              <w:t xml:space="preserve">Правильно ли мы понимаем, что отметка о предоплате приходит из 1С от бухгалтерии, а платёжка или галочка менеджера — запасной путь? Или наоборот?</w:t>
+              <w:t xml:space="preserve">Правильно ли мы понимаем, что при оплате без скана договора сделка не уходит в «Договор», а менеджеру идёт уведомление? Или возврат через 3 дня?</w:t>
             </w:r>
           </w:p>
         </w:tc>
@@ -9775,7 +9649,7 @@
                 <w:sz w:val="20"/>
                 <w:szCs w:val="20"/>
               </w:rPr>
-              <w:t xml:space="preserve">83</w:t>
+              <w:t xml:space="preserve">82</w:t>
             </w:r>
           </w:p>
         </w:tc>
@@ -9802,7 +9676,7 @@
                 <w:sz w:val="20"/>
                 <w:szCs w:val="20"/>
               </w:rPr>
-              <w:t xml:space="preserve">Правильно ли мы понимаем, что при оплате без скана договора сделка не уходит в «Договор», а менеджеру идёт уведомление? Или возврат через 3 дня?</w:t>
+              <w:t xml:space="preserve">Правильно ли мы понимаем, что остаток всегда оплачивается до отгрузки? Или при монтаже доплата идёт после подписания акта?</w:t>
             </w:r>
           </w:p>
         </w:tc>
@@ -9861,7 +9735,7 @@
                 <w:sz w:val="20"/>
                 <w:szCs w:val="20"/>
               </w:rPr>
-              <w:t xml:space="preserve">84</w:t>
+              <w:t xml:space="preserve">83</w:t>
             </w:r>
           </w:p>
         </w:tc>
@@ -9888,7 +9762,7 @@
                 <w:sz w:val="20"/>
                 <w:szCs w:val="20"/>
               </w:rPr>
-              <w:t xml:space="preserve">Правильно ли мы понимаем, что остаток всегда оплачивается до отгрузки? Или при монтаже доплата идёт после подписания акта?</w:t>
+              <w:t xml:space="preserve">Правильно ли мы понимаем, что заявка на внутреннее потребление — всегда закупка фурнитуры? Или при наличии на складе — выдача со склада?</w:t>
             </w:r>
           </w:p>
         </w:tc>
@@ -9947,7 +9821,7 @@
                 <w:sz w:val="20"/>
                 <w:szCs w:val="20"/>
               </w:rPr>
-              <w:t xml:space="preserve">85</w:t>
+              <w:t xml:space="preserve">84</w:t>
             </w:r>
           </w:p>
         </w:tc>
@@ -9974,7 +9848,7 @@
                 <w:sz w:val="20"/>
                 <w:szCs w:val="20"/>
               </w:rPr>
-              <w:t xml:space="preserve">Правильно ли мы понимаем, что заявка на внутреннее потребление — всегда закупка фурнитуры? Или при наличии на складе — выдача со склада?</w:t>
+              <w:t xml:space="preserve">Правильно ли мы понимаем, что воронку отказников настраиваем сейчас, вместе с лидами? Или позже отдельной доработкой?</w:t>
             </w:r>
           </w:p>
         </w:tc>
@@ -10033,93 +9907,7 @@
                 <w:sz w:val="20"/>
                 <w:szCs w:val="20"/>
               </w:rPr>
-              <w:t xml:space="preserve">86</w:t>
-            </w:r>
-          </w:p>
-        </w:tc>
-        <w:tc>
-          <w:tcPr>
-            <w:tcW w:type="dxa" w:w="5300"/>
-            <w:tcBorders>
-              <w:top w:val="single" w:color="999999" w:sz="4"/>
-              <w:left w:val="single" w:color="999999" w:sz="4"/>
-              <w:bottom w:val="single" w:color="999999" w:sz="4"/>
-              <w:right w:val="single" w:color="999999" w:sz="4"/>
-            </w:tcBorders>
-            <w:tcMar>
-              <w:top w:type="dxa" w:w="60"/>
-              <w:left w:type="dxa" w:w="90"/>
-              <w:bottom w:type="dxa" w:w="60"/>
-              <w:right w:type="dxa" w:w="90"/>
-            </w:tcMar>
-          </w:tcPr>
-          <w:p>
-            <w:r>
-              <w:rPr>
-                <w:rFonts w:ascii="Arial" w:cs="Arial" w:eastAsia="Arial" w:hAnsi="Arial"/>
-                <w:sz w:val="20"/>
-                <w:szCs w:val="20"/>
-              </w:rPr>
-              <w:t xml:space="preserve">Правильно ли мы понимаем, что воронку отказников настраиваем сейчас, вместе с лидами? Или позже отдельной доработкой?</w:t>
-            </w:r>
-          </w:p>
-        </w:tc>
-        <w:tc>
-          <w:tcPr>
-            <w:tcW w:type="dxa" w:w="3738"/>
-            <w:tcBorders>
-              <w:top w:val="single" w:color="999999" w:sz="4"/>
-              <w:left w:val="single" w:color="999999" w:sz="4"/>
-              <w:bottom w:val="single" w:color="999999" w:sz="4"/>
-              <w:right w:val="single" w:color="999999" w:sz="4"/>
-            </w:tcBorders>
-            <w:tcMar>
-              <w:top w:type="dxa" w:w="60"/>
-              <w:left w:type="dxa" w:w="90"/>
-              <w:bottom w:type="dxa" w:w="60"/>
-              <w:right w:type="dxa" w:w="90"/>
-            </w:tcMar>
-          </w:tcPr>
-          <w:p>
-            <w:r>
-              <w:rPr>
-                <w:rFonts w:ascii="Arial" w:cs="Arial" w:eastAsia="Arial" w:hAnsi="Arial"/>
-                <w:sz w:val="20"/>
-                <w:szCs w:val="20"/>
-              </w:rPr>
-              <w:t xml:space="preserve"/>
-            </w:r>
-          </w:p>
-        </w:tc>
-      </w:tr>
-      <w:tr>
-        <w:trPr>
-          <w:cantSplit/>
-        </w:trPr>
-        <w:tc>
-          <w:tcPr>
-            <w:tcW w:type="dxa" w:w="600"/>
-            <w:tcBorders>
-              <w:top w:val="single" w:color="999999" w:sz="4"/>
-              <w:left w:val="single" w:color="999999" w:sz="4"/>
-              <w:bottom w:val="single" w:color="999999" w:sz="4"/>
-              <w:right w:val="single" w:color="999999" w:sz="4"/>
-            </w:tcBorders>
-            <w:tcMar>
-              <w:top w:type="dxa" w:w="60"/>
-              <w:left w:type="dxa" w:w="90"/>
-              <w:bottom w:type="dxa" w:w="60"/>
-              <w:right w:type="dxa" w:w="90"/>
-            </w:tcMar>
-          </w:tcPr>
-          <w:p>
-            <w:r>
-              <w:rPr>
-                <w:rFonts w:ascii="Arial" w:cs="Arial" w:eastAsia="Arial" w:hAnsi="Arial"/>
-                <w:sz w:val="20"/>
-                <w:szCs w:val="20"/>
-              </w:rPr>
-              <w:t xml:space="preserve">87</w:t>
+              <w:t xml:space="preserve">85</w:t>
             </w:r>
           </w:p>
         </w:tc>
@@ -10330,7 +10118,7 @@
                 <w:sz w:val="20"/>
                 <w:szCs w:val="20"/>
               </w:rPr>
-              <w:t xml:space="preserve">88</w:t>
+              <w:t xml:space="preserve">86</w:t>
             </w:r>
           </w:p>
         </w:tc>
@@ -10416,7 +10204,7 @@
                 <w:sz w:val="20"/>
                 <w:szCs w:val="20"/>
               </w:rPr>
-              <w:t xml:space="preserve">89</w:t>
+              <w:t xml:space="preserve">87</w:t>
             </w:r>
           </w:p>
         </w:tc>
@@ -10502,7 +10290,7 @@
                 <w:sz w:val="20"/>
                 <w:szCs w:val="20"/>
               </w:rPr>
-              <w:t xml:space="preserve">90</w:t>
+              <w:t xml:space="preserve">88</w:t>
             </w:r>
           </w:p>
         </w:tc>
@@ -10588,7 +10376,7 @@
                 <w:sz w:val="20"/>
                 <w:szCs w:val="20"/>
               </w:rPr>
-              <w:t xml:space="preserve">91</w:t>
+              <w:t xml:space="preserve">89</w:t>
             </w:r>
           </w:p>
         </w:tc>
@@ -10674,7 +10462,7 @@
                 <w:sz w:val="20"/>
                 <w:szCs w:val="20"/>
               </w:rPr>
-              <w:t xml:space="preserve">92</w:t>
+              <w:t xml:space="preserve">90</w:t>
             </w:r>
           </w:p>
         </w:tc>
@@ -10760,7 +10548,7 @@
                 <w:sz w:val="20"/>
                 <w:szCs w:val="20"/>
               </w:rPr>
-              <w:t xml:space="preserve">93</w:t>
+              <w:t xml:space="preserve">91</w:t>
             </w:r>
           </w:p>
         </w:tc>
@@ -10846,7 +10634,7 @@
                 <w:sz w:val="20"/>
                 <w:szCs w:val="20"/>
               </w:rPr>
-              <w:t xml:space="preserve">94</w:t>
+              <w:t xml:space="preserve">92</w:t>
             </w:r>
           </w:p>
         </w:tc>
@@ -10932,7 +10720,7 @@
                 <w:sz w:val="20"/>
                 <w:szCs w:val="20"/>
               </w:rPr>
-              <w:t xml:space="preserve">95</w:t>
+              <w:t xml:space="preserve">93</w:t>
             </w:r>
           </w:p>
         </w:tc>
@@ -11018,7 +10806,7 @@
                 <w:sz w:val="20"/>
                 <w:szCs w:val="20"/>
               </w:rPr>
-              <w:t xml:space="preserve">96</w:t>
+              <w:t xml:space="preserve">94</w:t>
             </w:r>
           </w:p>
         </w:tc>
@@ -11104,7 +10892,7 @@
                 <w:sz w:val="20"/>
                 <w:szCs w:val="20"/>
               </w:rPr>
-              <w:t xml:space="preserve">97</w:t>
+              <w:t xml:space="preserve">95</w:t>
             </w:r>
           </w:p>
         </w:tc>
@@ -11190,7 +10978,7 @@
                 <w:sz w:val="20"/>
                 <w:szCs w:val="20"/>
               </w:rPr>
-              <w:t xml:space="preserve">98</w:t>
+              <w:t xml:space="preserve">96</w:t>
             </w:r>
           </w:p>
         </w:tc>
@@ -11217,7 +11005,7 @@
                 <w:sz w:val="20"/>
                 <w:szCs w:val="20"/>
               </w:rPr>
-              <w:t xml:space="preserve">Правильно ли мы понимаем, что «Изготовлено» в сделке = «Изготовлен Откосово» в 1С и ставит его руководитель ПТО?</w:t>
+              <w:t xml:space="preserve">Правильно ли мы понимаем, что «задание на замер» на вашей схеме в Miro и «заявка на замер» — одна задача менеджера руководителю ПО?</w:t>
             </w:r>
           </w:p>
         </w:tc>
@@ -11276,7 +11064,7 @@
                 <w:sz w:val="20"/>
                 <w:szCs w:val="20"/>
               </w:rPr>
-              <w:t xml:space="preserve">99</w:t>
+              <w:t xml:space="preserve">97</w:t>
             </w:r>
           </w:p>
         </w:tc>
@@ -11303,7 +11091,7 @@
                 <w:sz w:val="20"/>
                 <w:szCs w:val="20"/>
               </w:rPr>
-              <w:t xml:space="preserve">Правильно ли мы понимаем, что «задание на замер» на вашей схеме в Miro и «заявка на замер» — одна задача менеджера руководителю ПО?</w:t>
+              <w:t xml:space="preserve">Правильно ли мы понимаем, что при отгрузке передают УПД и доверенность, а закрывающие — оригиналы договора, спецификации и УПД?</w:t>
             </w:r>
           </w:p>
         </w:tc>
@@ -11362,7 +11150,7 @@
                 <w:sz w:val="20"/>
                 <w:szCs w:val="20"/>
               </w:rPr>
-              <w:t xml:space="preserve">100</w:t>
+              <w:t xml:space="preserve">98</w:t>
             </w:r>
           </w:p>
         </w:tc>
@@ -11389,7 +11177,7 @@
                 <w:sz w:val="20"/>
                 <w:szCs w:val="20"/>
               </w:rPr>
-              <w:t xml:space="preserve">Правильно ли мы понимаем, что при отгрузке передают УПД и доверенность, а закрывающие — оригиналы договора, спецификации и УПД?</w:t>
+              <w:t xml:space="preserve">Правильно ли мы понимаем, что статусы ТЗ «Требуется замер» и «Замер не требуется» заменяет галочка «нужен замер» в сделке?</w:t>
             </w:r>
           </w:p>
         </w:tc>
@@ -11448,7 +11236,7 @@
                 <w:sz w:val="20"/>
                 <w:szCs w:val="20"/>
               </w:rPr>
-              <w:t xml:space="preserve">101</w:t>
+              <w:t xml:space="preserve">99</w:t>
             </w:r>
           </w:p>
         </w:tc>
@@ -11475,7 +11263,7 @@
                 <w:sz w:val="20"/>
                 <w:szCs w:val="20"/>
               </w:rPr>
-              <w:t xml:space="preserve">Правильно ли мы понимаем, что статусы ТЗ «Требуется замер» и «Замер не требуется» заменяет галочка «нужен замер» в сделке?</w:t>
+              <w:t xml:space="preserve">Правильно ли мы понимаем, что «Отменено» из ТЗ заменяется отказом с причиной или неуспешным лидом?</w:t>
             </w:r>
           </w:p>
         </w:tc>
@@ -11534,7 +11322,7 @@
                 <w:sz w:val="20"/>
                 <w:szCs w:val="20"/>
               </w:rPr>
-              <w:t xml:space="preserve">102</w:t>
+              <w:t xml:space="preserve">100</w:t>
             </w:r>
           </w:p>
         </w:tc>
@@ -11561,7 +11349,7 @@
                 <w:sz w:val="20"/>
                 <w:szCs w:val="20"/>
               </w:rPr>
-              <w:t xml:space="preserve">Правильно ли мы понимаем, что «Отменено» из ТЗ заменяется отказом с причиной или неуспешным лидом?</w:t>
+              <w:t xml:space="preserve">Правильно ли мы понимаем, что статусы лида «Не обработан», «В работе», «Обработан» больше не нужны, раз лид сразу идёт в сделку?</w:t>
             </w:r>
           </w:p>
         </w:tc>
@@ -11620,7 +11408,7 @@
                 <w:sz w:val="20"/>
                 <w:szCs w:val="20"/>
               </w:rPr>
-              <w:t xml:space="preserve">103</w:t>
+              <w:t xml:space="preserve">101</w:t>
             </w:r>
           </w:p>
         </w:tc>
@@ -11647,7 +11435,7 @@
                 <w:sz w:val="20"/>
                 <w:szCs w:val="20"/>
               </w:rPr>
-              <w:t xml:space="preserve">Правильно ли мы понимаем, что статусы лида «Не обработан», «В работе», «Обработан» больше не нужны, раз лид сразу идёт в сделку?</w:t>
+              <w:t xml:space="preserve">Правильно ли мы понимаем, что «Просроченный лид» — это лид, не взятый в работу за 30 минут?</w:t>
             </w:r>
           </w:p>
         </w:tc>
@@ -11706,93 +11494,7 @@
                 <w:sz w:val="20"/>
                 <w:szCs w:val="20"/>
               </w:rPr>
-              <w:t xml:space="preserve">104</w:t>
-            </w:r>
-          </w:p>
-        </w:tc>
-        <w:tc>
-          <w:tcPr>
-            <w:tcW w:type="dxa" w:w="5300"/>
-            <w:tcBorders>
-              <w:top w:val="single" w:color="999999" w:sz="4"/>
-              <w:left w:val="single" w:color="999999" w:sz="4"/>
-              <w:bottom w:val="single" w:color="999999" w:sz="4"/>
-              <w:right w:val="single" w:color="999999" w:sz="4"/>
-            </w:tcBorders>
-            <w:tcMar>
-              <w:top w:type="dxa" w:w="60"/>
-              <w:left w:type="dxa" w:w="90"/>
-              <w:bottom w:type="dxa" w:w="60"/>
-              <w:right w:type="dxa" w:w="90"/>
-            </w:tcMar>
-          </w:tcPr>
-          <w:p>
-            <w:r>
-              <w:rPr>
-                <w:rFonts w:ascii="Arial" w:cs="Arial" w:eastAsia="Arial" w:hAnsi="Arial"/>
-                <w:sz w:val="20"/>
-                <w:szCs w:val="20"/>
-              </w:rPr>
-              <w:t xml:space="preserve">Правильно ли мы понимаем, что «Просроченный лид» — это лид, не взятый в работу за 30 минут?</w:t>
-            </w:r>
-          </w:p>
-        </w:tc>
-        <w:tc>
-          <w:tcPr>
-            <w:tcW w:type="dxa" w:w="3738"/>
-            <w:tcBorders>
-              <w:top w:val="single" w:color="999999" w:sz="4"/>
-              <w:left w:val="single" w:color="999999" w:sz="4"/>
-              <w:bottom w:val="single" w:color="999999" w:sz="4"/>
-              <w:right w:val="single" w:color="999999" w:sz="4"/>
-            </w:tcBorders>
-            <w:tcMar>
-              <w:top w:type="dxa" w:w="60"/>
-              <w:left w:type="dxa" w:w="90"/>
-              <w:bottom w:type="dxa" w:w="60"/>
-              <w:right w:type="dxa" w:w="90"/>
-            </w:tcMar>
-          </w:tcPr>
-          <w:p>
-            <w:r>
-              <w:rPr>
-                <w:rFonts w:ascii="Arial" w:cs="Arial" w:eastAsia="Arial" w:hAnsi="Arial"/>
-                <w:sz w:val="20"/>
-                <w:szCs w:val="20"/>
-              </w:rPr>
-              <w:t xml:space="preserve"/>
-            </w:r>
-          </w:p>
-        </w:tc>
-      </w:tr>
-      <w:tr>
-        <w:trPr>
-          <w:cantSplit/>
-        </w:trPr>
-        <w:tc>
-          <w:tcPr>
-            <w:tcW w:type="dxa" w:w="600"/>
-            <w:tcBorders>
-              <w:top w:val="single" w:color="999999" w:sz="4"/>
-              <w:left w:val="single" w:color="999999" w:sz="4"/>
-              <w:bottom w:val="single" w:color="999999" w:sz="4"/>
-              <w:right w:val="single" w:color="999999" w:sz="4"/>
-            </w:tcBorders>
-            <w:tcMar>
-              <w:top w:type="dxa" w:w="60"/>
-              <w:left w:type="dxa" w:w="90"/>
-              <w:bottom w:type="dxa" w:w="60"/>
-              <w:right w:type="dxa" w:w="90"/>
-            </w:tcMar>
-          </w:tcPr>
-          <w:p>
-            <w:r>
-              <w:rPr>
-                <w:rFonts w:ascii="Arial" w:cs="Arial" w:eastAsia="Arial" w:hAnsi="Arial"/>
-                <w:sz w:val="20"/>
-                <w:szCs w:val="20"/>
-              </w:rPr>
-              <w:t xml:space="preserve">105</w:t>
+              <w:t xml:space="preserve">102</w:t>
             </w:r>
           </w:p>
         </w:tc>
@@ -12003,7 +11705,7 @@
                 <w:sz w:val="20"/>
                 <w:szCs w:val="20"/>
               </w:rPr>
-              <w:t xml:space="preserve">106</w:t>
+              <w:t xml:space="preserve">103</w:t>
             </w:r>
           </w:p>
         </w:tc>
@@ -12030,7 +11732,7 @@
                 <w:sz w:val="20"/>
                 <w:szCs w:val="20"/>
               </w:rPr>
-              <w:t xml:space="preserve">В списке сотрудников есть должности, которые на встречах не упоминались. Отметьте, кто из них участвует в работе с лидами и сделками и что делает: ID (ID менеджера из 1С); Администратор службы управления проектами; Ведущий менеджер; Дизайнер; Директор; Заведующий складом; Логист транспортной логистики; Мастер цеха стекла; Менеджер отдела проектов; Менеджер офисных продаж; Помощник руководителя подразделения п. Откосово; Продавец-консультант; Руководитель направления (внутренних интерьеров); Руководитель службы финансового контроля; Руководитель-собеседник = коммерческий директор (наше) = и.о. руководителя коммерческой службы?; Системный администратор (сисадмин); Сотрудник производства; Технолог производства; Финансовый директор; бухгалтер (первичный) = ответственный за первичку = сотрудник по первичке; менеджер ОП = менеджер отдела продаж = менеджер салона = менеджер по продажам = МОП; монтажная бригада = сотрудник монтажа = начальник монтажной службы?; начальник отдела логистики и снабжения; руководитель группы «Менеджеры; руководитель производства = нач. производства = Директор по производству = руководитель группы «Производство» (и плановик?); руководитель службы сервиса = руководитель сервиса = Рук. СС = РСС; юрист бухгалтер» (на доске).</w:t>
+              <w:t xml:space="preserve">В списке сотрудников есть должности, которые на встречах не упоминались. Отметьте, кто из них участвует в работе с лидами и сделками и что делает: Генеральный директор; Финансовый директор; Руководитель службы финансового контроля; Менеджер офисных продаж; Ведущий менеджер; Продавец-консультант; Менеджер отдела проектов; Администратор службы управления проектами; Дизайнер; Руководитель направления внутренних интерьеров; Мастер цеха стекла; Технолог производства; Логист транспортной логистики; Заведующий складом; Начальник отдела логистики и снабжения; Помощник руководителя подразделения в Откосово; Системный администратор.</w:t>
             </w:r>
           </w:p>
         </w:tc>
@@ -12214,7 +11916,7 @@
                 <w:sz w:val="20"/>
                 <w:szCs w:val="20"/>
               </w:rPr>
-              <w:t xml:space="preserve">107</w:t>
+              <w:t xml:space="preserve">104</w:t>
             </w:r>
           </w:p>
         </w:tc>
@@ -12300,7 +12002,7 @@
                 <w:sz w:val="20"/>
                 <w:szCs w:val="20"/>
               </w:rPr>
-              <w:t xml:space="preserve">108</w:t>
+              <w:t xml:space="preserve">105</w:t>
             </w:r>
           </w:p>
         </w:tc>
@@ -12386,7 +12088,7 @@
                 <w:sz w:val="20"/>
                 <w:szCs w:val="20"/>
               </w:rPr>
-              <w:t xml:space="preserve">109</w:t>
+              <w:t xml:space="preserve">106</w:t>
             </w:r>
           </w:p>
         </w:tc>
@@ -12472,7 +12174,7 @@
                 <w:sz w:val="20"/>
                 <w:szCs w:val="20"/>
               </w:rPr>
-              <w:t xml:space="preserve">110</w:t>
+              <w:t xml:space="preserve">107</w:t>
             </w:r>
           </w:p>
         </w:tc>
@@ -12558,7 +12260,7 @@
                 <w:sz w:val="20"/>
                 <w:szCs w:val="20"/>
               </w:rPr>
-              <w:t xml:space="preserve">111</w:t>
+              <w:t xml:space="preserve">108</w:t>
             </w:r>
           </w:p>
         </w:tc>
@@ -12644,7 +12346,7 @@
                 <w:sz w:val="20"/>
                 <w:szCs w:val="20"/>
               </w:rPr>
-              <w:t xml:space="preserve">112</w:t>
+              <w:t xml:space="preserve">109</w:t>
             </w:r>
           </w:p>
         </w:tc>
@@ -12730,7 +12432,7 @@
                 <w:sz w:val="20"/>
                 <w:szCs w:val="20"/>
               </w:rPr>
-              <w:t xml:space="preserve">113</w:t>
+              <w:t xml:space="preserve">110</w:t>
             </w:r>
           </w:p>
         </w:tc>

--- a/docs/meetings/2026-10-04-dialog/podtverzhdenie/Евростекло-подтверждение-процесса.docx
+++ b/docs/meetings/2026-10-04-dialog/podtverzhdenie/Евростекло-подтверждение-процесса.docx
@@ -474,7 +474,7 @@
                 <w:sz w:val="20"/>
                 <w:szCs w:val="20"/>
               </w:rPr>
-              <w:t xml:space="preserve">Правильно ли мы понимаем: на этапе сообщения в Telegram или Max на рабочий номер менеджера лид сразу закрепляется за этим менеджером, переход дальше — когда он занёс данные клиента?</w:t>
+              <w:t xml:space="preserve">Правильно ли мы понимаем: на этапе сообщения в Telegram (или в Max, если его подключите) на рабочий номер менеджера лид сразу закрепляется за этим менеджером, переход дальше — когда он занёс данные клиента?</w:t>
             </w:r>
           </w:p>
         </w:tc>

--- a/docs/meetings/2026-10-04-dialog/podtverzhdenie/Евростекло-подтверждение-процесса.docx
+++ b/docs/meetings/2026-10-04-dialog/podtverzhdenie/Евростекло-подтверждение-процесса.docx
@@ -3550,7 +3550,7 @@
                 <w:sz w:val="20"/>
                 <w:szCs w:val="20"/>
               </w:rPr>
-              <w:t xml:space="preserve">Уточните: Чем отмечается, что замер выполнен, и кто едет на замер — проектировщик или отдельный замерщик?</w:t>
+              <w:t xml:space="preserve">Уточните: Чем отмечается, что замер выполнен?</w:t>
             </w:r>
           </w:p>
         </w:tc>
@@ -4632,7 +4632,7 @@
                 <w:sz w:val="20"/>
                 <w:szCs w:val="20"/>
               </w:rPr>
-              <w:t xml:space="preserve">Уточните: Срок на «Подписании» — 3 или 5 рабочих дней? Возврат на «Договор» делает система или менеджер?</w:t>
+              <w:t xml:space="preserve">Уточните: Возврат на «Договор» делает система или менеджер?</w:t>
             </w:r>
           </w:p>
         </w:tc>
@@ -5010,7 +5010,7 @@
                 <w:sz w:val="20"/>
                 <w:szCs w:val="20"/>
               </w:rPr>
-              <w:t xml:space="preserve">Уточните: Через сколько дней без предоплаты сделка возвращается и куда — на «Договор» или на «Предварительный расчёт»?</w:t>
+              <w:t xml:space="preserve">Уточните: Через сколько дней без предоплаты сделка возвращается на «Договор» и кто её возвращает?</w:t>
             </w:r>
           </w:p>
         </w:tc>
@@ -7300,7 +7300,7 @@
                 <w:sz w:val="20"/>
                 <w:szCs w:val="20"/>
               </w:rPr>
-              <w:t xml:space="preserve">Уточните: Возврат оригиналов отмечает ассистент ОП или бухгалтер? Кто переводит сделку в «Сделка завершена»?</w:t>
+              <w:t xml:space="preserve">Уточните: Кто переводит сделку в «Сделка завершена»?</w:t>
             </w:r>
           </w:p>
         </w:tc>
@@ -11943,7 +11943,7 @@
                 <w:sz w:val="20"/>
                 <w:szCs w:val="20"/>
               </w:rPr>
-              <w:t xml:space="preserve">Оплата замера: входит ли стоимость замера в стоимость заказа? Кто решает сделать замер бесплатно?</w:t>
+              <w:t xml:space="preserve">Оплата замера: если после замера оформлен заказ, засчитывается ли оплата замера в стоимость заказа? Кто решает сделать замер бесплатно? Пришлите, пожалуйста, для примера счёт за замер и счёт на предоплату по одному заказу.</w:t>
             </w:r>
           </w:p>
         </w:tc>
@@ -12115,7 +12115,7 @@
                 <w:sz w:val="20"/>
                 <w:szCs w:val="20"/>
               </w:rPr>
-              <w:t xml:space="preserve">Понижающие коэффициенты: что это за коэффициенты, кто их применяет и согласует, есть ли порог? Что происходит, если согласующий не отвечает или отказал, — уходит ли КП клиенту? Кто добавляет позицию, которой нет в номенклатуре, и сколько это занимает?</w:t>
+              <w:t xml:space="preserve">Понижающие коэффициенты: что это за коэффициенты, откуда берётся их значение и почему их согласует служба сервиса? Кто их применяет и согласует, на каком этапе и где записаны коэффициент и согласование? Нужно ли согласование при любом коэффициенте или есть порог? Что происходит, если согласующий не отвечает или отказал, — уходит ли КП клиенту? Пришлите, пожалуйста, пример документа с понижающим коэффициентом и отметкой о согласовании. Если позиции нет в номенклатуре — что делает менеджер, кто её добавляет и сколько это занимает?</w:t>
             </w:r>
           </w:p>
         </w:tc>
@@ -12287,7 +12287,7 @@
                 <w:sz w:val="20"/>
                 <w:szCs w:val="20"/>
               </w:rPr>
-              <w:t xml:space="preserve">Оплата: как поступаете, если деньги пришли от другой организации клиента или пришло больше суммы заказа?</w:t>
+              <w:t xml:space="preserve">Оплата: если деньги пришли от другой организации клиента — как вы понимаете, к какому заказу относится платёж? Если пришло больше суммы заказа — как бухгалтер отмечает переплату и где её видно в сделке?</w:t>
             </w:r>
           </w:p>
         </w:tc>
@@ -12373,7 +12373,7 @@
                 <w:sz w:val="20"/>
                 <w:szCs w:val="20"/>
               </w:rPr>
-              <w:t xml:space="preserve">Руководитель производства и руководитель ПТО — это разные люди? Кому из них приходят уведомления о запуске заказа и о готовности?</w:t>
+              <w:t xml:space="preserve">Руководитель производства и руководитель ПТО — это разные люди и чем различаются их обязанности? Кому из них приходят уведомления о запуске заказа и о готовности и не дублируются ли они?</w:t>
             </w:r>
           </w:p>
         </w:tc>
@@ -12459,7 +12459,7 @@
                 <w:sz w:val="20"/>
                 <w:szCs w:val="20"/>
               </w:rPr>
-              <w:t xml:space="preserve">Монтаж (этот фрагмент записи получился неразборчивым): что делаете, если проёмы не готовы, клиент не принял работу или перенёс дату монтажа? Если доставили, а монтаж сорвался, — в какой стадии сделка и что с УПД?</w:t>
+              <w:t xml:space="preserve">Монтаж (этот фрагмент записи получился неразборчивым): что делаете и что происходит со сделкой, если на объекте не готовы проёмы или клиент не принял работу? Бывает ли перенос даты монтажа и как его фиксируете? Если доставили, а монтаж сорвался, — в какой стадии сделка и что с УПД?</w:t>
             </w:r>
           </w:p>
         </w:tc>
